--- a/class4-books/UT2 Mid Term/Eng - Lang/Notes.docx
+++ b/class4-books/UT2 Mid Term/Eng - Lang/Notes.docx
@@ -14,6 +14,20 @@
           <w:b/>
           <w:bCs/>
         </w:rPr>
+        <w:t xml:space="preserve"> </w:t>
+      </w:r>
+      <w:r>
+        <w:rPr>
+          <w:b/>
+          <w:bCs/>
+        </w:rPr>
+        <w:t xml:space="preserve"> </w:t>
+      </w:r>
+      <w:r>
+        <w:rPr>
+          <w:b/>
+          <w:bCs/>
+        </w:rPr>
         <w:t>Pronouns (Ch-3 Pronouns I &amp; Ch-4 Pronouns II)</w:t>
       </w:r>
     </w:p>
@@ -194,7 +208,7 @@
     <w:p>
       <w:r>
         <w:pict w14:anchorId="2AE5E94C">
-          <v:rect id="_x0000_i1193" style="width:0;height:.75pt" o:hralign="center" o:hrstd="t" o:hr="t" fillcolor="#a0a0a0" stroked="f"/>
+          <v:rect id="_x0000_i1025" style="width:0;height:.75pt" o:hralign="center" o:hrstd="t" o:hr="t" fillcolor="#a0a0a0" stroked="f"/>
         </w:pict>
       </w:r>
     </w:p>
@@ -346,7 +360,7 @@
     <w:p>
       <w:r>
         <w:pict w14:anchorId="5133C813">
-          <v:rect id="_x0000_i1194" style="width:0;height:.75pt" o:hralign="center" o:hrstd="t" o:hr="t" fillcolor="#a0a0a0" stroked="f"/>
+          <v:rect id="_x0000_i1026" style="width:0;height:.75pt" o:hralign="center" o:hrstd="t" o:hr="t" fillcolor="#a0a0a0" stroked="f"/>
         </w:pict>
       </w:r>
     </w:p>
@@ -495,7 +509,7 @@
     <w:p>
       <w:r>
         <w:pict w14:anchorId="4A8F54F9">
-          <v:rect id="_x0000_i1195" style="width:0;height:.75pt" o:hralign="center" o:hrstd="t" o:hr="t" fillcolor="#a0a0a0" stroked="f"/>
+          <v:rect id="_x0000_i1027" style="width:0;height:.75pt" o:hralign="center" o:hrstd="t" o:hr="t" fillcolor="#a0a0a0" stroked="f"/>
         </w:pict>
       </w:r>
     </w:p>
@@ -659,7 +673,7 @@
     <w:p>
       <w:r>
         <w:pict w14:anchorId="77BBA6A6">
-          <v:rect id="_x0000_i1196" style="width:0;height:.75pt" o:hralign="center" o:hrstd="t" o:hr="t" fillcolor="#a0a0a0" stroked="f"/>
+          <v:rect id="_x0000_i1028" style="width:0;height:.75pt" o:hralign="center" o:hrstd="t" o:hr="t" fillcolor="#a0a0a0" stroked="f"/>
         </w:pict>
       </w:r>
     </w:p>
@@ -806,7 +820,7 @@
     <w:p>
       <w:r>
         <w:pict w14:anchorId="74F53878">
-          <v:rect id="_x0000_i1197" style="width:0;height:.75pt" o:hralign="center" o:hrstd="t" o:hr="t" fillcolor="#a0a0a0" stroked="f"/>
+          <v:rect id="_x0000_i1029" style="width:0;height:.75pt" o:hralign="center" o:hrstd="t" o:hr="t" fillcolor="#a0a0a0" stroked="f"/>
         </w:pict>
       </w:r>
     </w:p>
@@ -1014,7 +1028,7 @@
     <w:p>
       <w:r>
         <w:pict w14:anchorId="7E8451B2">
-          <v:rect id="_x0000_i1198" style="width:0;height:.75pt" o:hralign="center" o:hrstd="t" o:hr="t" fillcolor="#a0a0a0" stroked="f"/>
+          <v:rect id="_x0000_i1030" style="width:0;height:.75pt" o:hralign="center" o:hrstd="t" o:hr="t" fillcolor="#a0a0a0" stroked="f"/>
         </w:pict>
       </w:r>
     </w:p>
@@ -2263,7 +2277,7 @@
           <w:bCs/>
         </w:rPr>
         <w:pict w14:anchorId="704680D8">
-          <v:rect id="_x0000_i1255" style="width:0;height:.75pt" o:hralign="center" o:hrstd="t" o:hr="t" fillcolor="#a0a0a0" stroked="f"/>
+          <v:rect id="_x0000_i1031" style="width:0;height:.75pt" o:hralign="center" o:hrstd="t" o:hr="t" fillcolor="#a0a0a0" stroked="f"/>
         </w:pict>
       </w:r>
     </w:p>
@@ -2756,7 +2770,7 @@
           <w:bCs/>
         </w:rPr>
         <w:pict w14:anchorId="5BC9E51D">
-          <v:rect id="_x0000_i1256" style="width:0;height:.75pt" o:hralign="center" o:hrstd="t" o:hr="t" fillcolor="#a0a0a0" stroked="f"/>
+          <v:rect id="_x0000_i1032" style="width:0;height:.75pt" o:hralign="center" o:hrstd="t" o:hr="t" fillcolor="#a0a0a0" stroked="f"/>
         </w:pict>
       </w:r>
     </w:p>
@@ -2916,7 +2930,7 @@
           <w:bCs/>
         </w:rPr>
         <w:pict w14:anchorId="6B67731B">
-          <v:rect id="_x0000_i1257" style="width:0;height:.75pt" o:hralign="center" o:hrstd="t" o:hr="t" fillcolor="#a0a0a0" stroked="f"/>
+          <v:rect id="_x0000_i1033" style="width:0;height:.75pt" o:hralign="center" o:hrstd="t" o:hr="t" fillcolor="#a0a0a0" stroked="f"/>
         </w:pict>
       </w:r>
     </w:p>
@@ -3412,10 +3426,7 @@
           </w:tcPr>
           <w:p>
             <w:r>
-              <w:t>L</w:t>
-            </w:r>
-            <w:r>
-              <w:t>ose</w:t>
+              <w:t>Lose</w:t>
             </w:r>
           </w:p>
         </w:tc>
@@ -3564,10 +3575,7 @@
           </w:tcPr>
           <w:p>
             <w:r>
-              <w:t>M</w:t>
-            </w:r>
-            <w:r>
-              <w:t>ake</w:t>
+              <w:t>Make</w:t>
             </w:r>
           </w:p>
         </w:tc>
@@ -3719,10 +3727,7 @@
           </w:tcPr>
           <w:p>
             <w:r>
-              <w:t>M</w:t>
-            </w:r>
-            <w:r>
-              <w:t>ean</w:t>
+              <w:t>Mean</w:t>
             </w:r>
           </w:p>
         </w:tc>
@@ -3871,10 +3876,7 @@
           </w:tcPr>
           <w:p>
             <w:r>
-              <w:t>M</w:t>
-            </w:r>
-            <w:r>
-              <w:t>eet</w:t>
+              <w:t>Meet</w:t>
             </w:r>
           </w:p>
         </w:tc>
@@ -4023,10 +4025,7 @@
           </w:tcPr>
           <w:p>
             <w:r>
-              <w:t>M</w:t>
-            </w:r>
-            <w:r>
-              <w:t>ove</w:t>
+              <w:t>Move</w:t>
             </w:r>
           </w:p>
         </w:tc>
@@ -4178,10 +4177,7 @@
           </w:tcPr>
           <w:p>
             <w:r>
-              <w:t>O</w:t>
-            </w:r>
-            <w:r>
-              <w:t>pen</w:t>
+              <w:t>Open</w:t>
             </w:r>
           </w:p>
         </w:tc>
@@ -4330,10 +4326,7 @@
           </w:tcPr>
           <w:p>
             <w:r>
-              <w:t>P</w:t>
-            </w:r>
-            <w:r>
-              <w:t>ay</w:t>
+              <w:t>Pay</w:t>
             </w:r>
           </w:p>
         </w:tc>
@@ -4483,10 +4476,7 @@
           </w:tcPr>
           <w:p>
             <w:r>
-              <w:t>P</w:t>
-            </w:r>
-            <w:r>
-              <w:t>ut</w:t>
+              <w:t>Put</w:t>
             </w:r>
           </w:p>
         </w:tc>
@@ -4635,10 +4625,7 @@
           </w:tcPr>
           <w:p>
             <w:r>
-              <w:t>R</w:t>
-            </w:r>
-            <w:r>
-              <w:t>ead</w:t>
+              <w:t>Read</w:t>
             </w:r>
           </w:p>
         </w:tc>
@@ -4806,10 +4793,7 @@
           </w:tcPr>
           <w:p>
             <w:r>
-              <w:t>R</w:t>
-            </w:r>
-            <w:r>
-              <w:t>un</w:t>
+              <w:t>Run</w:t>
             </w:r>
           </w:p>
         </w:tc>
@@ -4961,10 +4945,7 @@
           </w:tcPr>
           <w:p>
             <w:r>
-              <w:t>S</w:t>
-            </w:r>
-            <w:r>
-              <w:t>ay</w:t>
+              <w:t>Say</w:t>
             </w:r>
           </w:p>
         </w:tc>
@@ -5116,10 +5097,7 @@
           </w:tcPr>
           <w:p>
             <w:r>
-              <w:t>S</w:t>
-            </w:r>
-            <w:r>
-              <w:t>ee</w:t>
+              <w:t>See</w:t>
             </w:r>
           </w:p>
         </w:tc>
@@ -5271,10 +5249,7 @@
           </w:tcPr>
           <w:p>
             <w:r>
-              <w:t>S</w:t>
-            </w:r>
-            <w:r>
-              <w:t>ell</w:t>
+              <w:t>Sell</w:t>
             </w:r>
           </w:p>
         </w:tc>
@@ -5426,10 +5401,7 @@
           </w:tcPr>
           <w:p>
             <w:r>
-              <w:t>S</w:t>
-            </w:r>
-            <w:r>
-              <w:t>end</w:t>
+              <w:t>Send</w:t>
             </w:r>
           </w:p>
         </w:tc>
@@ -5581,10 +5553,7 @@
           </w:tcPr>
           <w:p>
             <w:r>
-              <w:t>S</w:t>
-            </w:r>
-            <w:r>
-              <w:t>et</w:t>
+              <w:t>Set</w:t>
             </w:r>
           </w:p>
         </w:tc>
@@ -5736,10 +5705,7 @@
           </w:tcPr>
           <w:p>
             <w:r>
-              <w:t>S</w:t>
-            </w:r>
-            <w:r>
-              <w:t>how</w:t>
+              <w:t>Show</w:t>
             </w:r>
           </w:p>
         </w:tc>
@@ -5891,10 +5857,7 @@
           </w:tcPr>
           <w:p>
             <w:r>
-              <w:t>S</w:t>
-            </w:r>
-            <w:r>
-              <w:t>it</w:t>
+              <w:t>Sit</w:t>
             </w:r>
           </w:p>
         </w:tc>
@@ -6046,10 +6009,7 @@
           </w:tcPr>
           <w:p>
             <w:r>
-              <w:t>S</w:t>
-            </w:r>
-            <w:r>
-              <w:t>leep</w:t>
+              <w:t>Sleep</w:t>
             </w:r>
           </w:p>
         </w:tc>
@@ -6201,10 +6161,7 @@
           </w:tcPr>
           <w:p>
             <w:r>
-              <w:t>S</w:t>
-            </w:r>
-            <w:r>
-              <w:t>peak</w:t>
+              <w:t>Speak</w:t>
             </w:r>
           </w:p>
         </w:tc>
@@ -6353,10 +6310,7 @@
           </w:tcPr>
           <w:p>
             <w:r>
-              <w:t>S</w:t>
-            </w:r>
-            <w:r>
-              <w:t>pend</w:t>
+              <w:t>Spend</w:t>
             </w:r>
           </w:p>
         </w:tc>
@@ -6505,10 +6459,7 @@
           </w:tcPr>
           <w:p>
             <w:r>
-              <w:t>S</w:t>
-            </w:r>
-            <w:r>
-              <w:t>tand</w:t>
+              <w:t>Stand</w:t>
             </w:r>
           </w:p>
         </w:tc>
@@ -6660,10 +6611,7 @@
           </w:tcPr>
           <w:p>
             <w:r>
-              <w:t>S</w:t>
-            </w:r>
-            <w:r>
-              <w:t>teal</w:t>
+              <w:t>Steal</w:t>
             </w:r>
           </w:p>
         </w:tc>
@@ -6815,10 +6763,7 @@
           </w:tcPr>
           <w:p>
             <w:r>
-              <w:t>S</w:t>
-            </w:r>
-            <w:r>
-              <w:t>wim</w:t>
+              <w:t>Swim</w:t>
             </w:r>
           </w:p>
         </w:tc>
@@ -6970,10 +6915,7 @@
           </w:tcPr>
           <w:p>
             <w:r>
-              <w:t>T</w:t>
-            </w:r>
-            <w:r>
-              <w:t>ake</w:t>
+              <w:t>Take</w:t>
             </w:r>
           </w:p>
         </w:tc>
@@ -7126,10 +7068,7 @@
           </w:tcPr>
           <w:p>
             <w:r>
-              <w:t>T</w:t>
-            </w:r>
-            <w:r>
-              <w:t>each</w:t>
+              <w:t>Teach</w:t>
             </w:r>
           </w:p>
         </w:tc>
@@ -7281,10 +7220,7 @@
           </w:tcPr>
           <w:p>
             <w:r>
-              <w:t>T</w:t>
-            </w:r>
-            <w:r>
-              <w:t>ell</w:t>
+              <w:t>Tell</w:t>
             </w:r>
           </w:p>
         </w:tc>
@@ -7436,10 +7372,7 @@
           </w:tcPr>
           <w:p>
             <w:r>
-              <w:t>T</w:t>
-            </w:r>
-            <w:r>
-              <w:t>hink</w:t>
+              <w:t>Think</w:t>
             </w:r>
           </w:p>
         </w:tc>
@@ -7591,10 +7524,7 @@
           </w:tcPr>
           <w:p>
             <w:r>
-              <w:t>T</w:t>
-            </w:r>
-            <w:r>
-              <w:t>hrow</w:t>
+              <w:t>Throw</w:t>
             </w:r>
           </w:p>
         </w:tc>
@@ -7743,10 +7673,7 @@
           </w:tcPr>
           <w:p>
             <w:r>
-              <w:t>U</w:t>
-            </w:r>
-            <w:r>
-              <w:t>nderstand</w:t>
+              <w:t>Understand</w:t>
             </w:r>
           </w:p>
         </w:tc>
@@ -7898,10 +7825,7 @@
           </w:tcPr>
           <w:p>
             <w:r>
-              <w:t>W</w:t>
-            </w:r>
-            <w:r>
-              <w:t>ake</w:t>
+              <w:t>Wake</w:t>
             </w:r>
           </w:p>
         </w:tc>
@@ -8053,10 +7977,7 @@
           </w:tcPr>
           <w:p>
             <w:r>
-              <w:t>W</w:t>
-            </w:r>
-            <w:r>
-              <w:t>ear</w:t>
+              <w:t>Wear</w:t>
             </w:r>
           </w:p>
         </w:tc>
@@ -8208,10 +8129,7 @@
           </w:tcPr>
           <w:p>
             <w:r>
-              <w:t>W</w:t>
-            </w:r>
-            <w:r>
-              <w:t>in</w:t>
+              <w:t>Win</w:t>
             </w:r>
           </w:p>
         </w:tc>
@@ -8363,10 +8281,7 @@
           </w:tcPr>
           <w:p>
             <w:r>
-              <w:t>W</w:t>
-            </w:r>
-            <w:r>
-              <w:t>rite</w:t>
+              <w:t>Write</w:t>
             </w:r>
           </w:p>
         </w:tc>
@@ -18960,14 +18875,7 @@
                 <w:i/>
                 <w:iCs/>
               </w:rPr>
-              <w:t>B</w:t>
-            </w:r>
-            <w:r>
-              <w:rPr>
-                <w:i/>
-                <w:iCs/>
-              </w:rPr>
-              <w:t>est</w:t>
+              <w:t>Best</w:t>
             </w:r>
           </w:p>
         </w:tc>
@@ -21277,7 +21185,7 @@
           <w:iCs/>
         </w:rPr>
         <w:pict w14:anchorId="6A52A4E5">
-          <v:rect id="_x0000_i1282" style="width:0;height:.75pt" o:hralign="center" o:hrstd="t" o:hr="t" fillcolor="#a0a0a0" stroked="f"/>
+          <v:rect id="_x0000_i1034" style="width:0;height:.75pt" o:hralign="center" o:hrstd="t" o:hr="t" fillcolor="#a0a0a0" stroked="f"/>
         </w:pict>
       </w:r>
     </w:p>
@@ -21478,7 +21386,7 @@
           <w:iCs/>
         </w:rPr>
         <w:pict w14:anchorId="7F8CE53E">
-          <v:rect id="_x0000_i1283" style="width:0;height:.75pt" o:hralign="center" o:hrstd="t" o:hr="t" fillcolor="#a0a0a0" stroked="f"/>
+          <v:rect id="_x0000_i1035" style="width:0;height:.75pt" o:hralign="center" o:hrstd="t" o:hr="t" fillcolor="#a0a0a0" stroked="f"/>
         </w:pict>
       </w:r>
     </w:p>
@@ -21775,7 +21683,7 @@
     <w:p>
       <w:r>
         <w:pict w14:anchorId="5F00DD53">
-          <v:rect id="_x0000_i1229" style="width:0;height:.75pt" o:hralign="center" o:hrstd="t" o:hr="t" fillcolor="#a0a0a0" stroked="f"/>
+          <v:rect id="_x0000_i1036" style="width:0;height:.75pt" o:hralign="center" o:hrstd="t" o:hr="t" fillcolor="#a0a0a0" stroked="f"/>
         </w:pict>
       </w:r>
     </w:p>
@@ -22427,10 +22335,7 @@
           </w:tcPr>
           <w:p>
             <w:r>
-              <w:t>B</w:t>
-            </w:r>
-            <w:r>
-              <w:t>ad</w:t>
+              <w:t>Bad</w:t>
             </w:r>
           </w:p>
         </w:tc>
@@ -22582,10 +22487,7 @@
           </w:tcPr>
           <w:p>
             <w:r>
-              <w:t>S</w:t>
-            </w:r>
-            <w:r>
-              <w:t>low</w:t>
+              <w:t>Slow</w:t>
             </w:r>
           </w:p>
         </w:tc>
@@ -22737,10 +22639,7 @@
           </w:tcPr>
           <w:p>
             <w:r>
-              <w:t>E</w:t>
-            </w:r>
-            <w:r>
-              <w:t>asy</w:t>
+              <w:t>Easy</w:t>
             </w:r>
           </w:p>
         </w:tc>
@@ -23044,10 +22943,7 @@
           </w:tcPr>
           <w:p>
             <w:r>
-              <w:t>C</w:t>
-            </w:r>
-            <w:r>
-              <w:t>old</w:t>
+              <w:t>Cold</w:t>
             </w:r>
           </w:p>
         </w:tc>
@@ -23196,10 +23092,7 @@
           </w:tcPr>
           <w:p>
             <w:r>
-              <w:t>R</w:t>
-            </w:r>
-            <w:r>
-              <w:t>ich</w:t>
+              <w:t>Rich</w:t>
             </w:r>
           </w:p>
         </w:tc>
@@ -23554,7 +23447,7 @@
     <w:p>
       <w:r>
         <w:pict w14:anchorId="3F379C6F">
-          <v:rect id="_x0000_i1230" style="width:0;height:.75pt" o:hralign="center" o:hrstd="t" o:hr="t" fillcolor="#a0a0a0" stroked="f"/>
+          <v:rect id="_x0000_i1037" style="width:0;height:.75pt" o:hralign="center" o:hrstd="t" o:hr="t" fillcolor="#a0a0a0" stroked="f"/>
         </w:pict>
       </w:r>
     </w:p>
@@ -23737,7 +23630,7 @@
     <w:p>
       <w:r>
         <w:pict w14:anchorId="53791BA6">
-          <v:rect id="_x0000_i1231" style="width:0;height:.75pt" o:hralign="center" o:hrstd="t" o:hr="t" fillcolor="#a0a0a0" stroked="f"/>
+          <v:rect id="_x0000_i1038" style="width:0;height:.75pt" o:hralign="center" o:hrstd="t" o:hr="t" fillcolor="#a0a0a0" stroked="f"/>
         </w:pict>
       </w:r>
     </w:p>
@@ -23953,7 +23846,7 @@
     <w:p>
       <w:r>
         <w:pict w14:anchorId="68269A86">
-          <v:rect id="_x0000_i1232" style="width:0;height:.75pt" o:hralign="center" o:hrstd="t" o:hr="t" fillcolor="#a0a0a0" stroked="f"/>
+          <v:rect id="_x0000_i1039" style="width:0;height:.75pt" o:hralign="center" o:hrstd="t" o:hr="t" fillcolor="#a0a0a0" stroked="f"/>
         </w:pict>
       </w:r>
     </w:p>
@@ -24430,7 +24323,7 @@
     <w:p>
       <w:r>
         <w:pict w14:anchorId="0D860EFA">
-          <v:rect id="_x0000_i1116" style="width:0;height:.75pt" o:hralign="center" o:hrstd="t" o:hr="t" fillcolor="#a0a0a0" stroked="f"/>
+          <v:rect id="_x0000_i1040" style="width:0;height:.75pt" o:hralign="center" o:hrstd="t" o:hr="t" fillcolor="#a0a0a0" stroked="f"/>
         </w:pict>
       </w:r>
     </w:p>
@@ -24471,7 +24364,7 @@
     <w:p>
       <w:r>
         <w:pict w14:anchorId="6AF94E9B">
-          <v:rect id="_x0000_i1117" style="width:0;height:.75pt" o:hralign="center" o:hrstd="t" o:hr="t" fillcolor="#a0a0a0" stroked="f"/>
+          <v:rect id="_x0000_i1041" style="width:0;height:.75pt" o:hralign="center" o:hrstd="t" o:hr="t" fillcolor="#a0a0a0" stroked="f"/>
         </w:pict>
       </w:r>
     </w:p>
@@ -24497,7 +24390,36 @@
     </w:p>
     <w:p>
       <w:r>
-        <w:t>I am writing to inform you that I was unwell and could not attend school from 15th September to 18th September. Kindly grant me leave for these days. I have now recovered and will join school from tomorrow. Thank you for your understanding.</w:t>
+        <w:t xml:space="preserve">I am writing to inform you that I was unwell and could not attend school from </w:t>
+      </w:r>
+      <w:r>
+        <w:t>25</w:t>
+      </w:r>
+      <w:r>
+        <w:rPr>
+          <w:vertAlign w:val="superscript"/>
+        </w:rPr>
+        <w:t>th</w:t>
+      </w:r>
+      <w:r>
+        <w:t xml:space="preserve"> September to 1</w:t>
+      </w:r>
+      <w:r>
+        <w:rPr>
+          <w:vertAlign w:val="superscript"/>
+        </w:rPr>
+        <w:t>st</w:t>
+      </w:r>
+      <w:r>
+        <w:t xml:space="preserve"> </w:t>
+      </w:r>
+      <w:proofErr w:type="spellStart"/>
+      <w:r>
+        <w:t>october</w:t>
+      </w:r>
+      <w:proofErr w:type="spellEnd"/>
+      <w:r>
+        <w:t>. Kindly grant me leave for these days. I have now recovered and will join school from tomorrow. Thank you for your understanding.</w:t>
       </w:r>
     </w:p>
     <w:p>
@@ -24535,12 +24457,38 @@
       </w:r>
       <w:r>
         <w:br/>
-        <w:t>Rainy days are always special because they bring a fresh and peaceful feeling to nature. Last Monday, it rained heavily in our town. The dark clouds gathered and the raindrops began falling softly. I could hear the gentle pitter-patter of rain on the roof, which felt very calming. The smell of wet earth filled the air, and the trees looked greener and fresher than ever.</w:t>
-      </w:r>
-    </w:p>
-    <w:p>
-      <w:r>
-        <w:t>I wore my raincoat and boots and went outside with my friends. We splashed in puddles and ran around happily. It was fun playing water games and watching little fishes swim in the flooded areas. Even though the roads became slippery and muddy, the rain helped to cool down the hot weather.</w:t>
+        <w:t xml:space="preserve">Rainy days are always special because they bring a fresh and peaceful feeling to nature. Last Monday, it rained heavily in our </w:t>
+      </w:r>
+      <w:r>
+        <w:t>city</w:t>
+      </w:r>
+      <w:r>
+        <w:t xml:space="preserve">. </w:t>
+      </w:r>
+      <w:r>
+        <w:t>And t</w:t>
+      </w:r>
+      <w:r>
+        <w:t>he dark clouds gathered and the raindrops began falling softly. I could hear the gentle pitter-patter of rain on the roof, which felt very calming. The smell of wet earth filled the air, and the trees looked greener and fresher than ever.</w:t>
+      </w:r>
+    </w:p>
+    <w:p>
+      <w:r>
+        <w:t xml:space="preserve">I wore my raincoat and boots and went outside with my friends. We splashed in puddles and </w:t>
+      </w:r>
+      <w:proofErr w:type="gramStart"/>
+      <w:r>
+        <w:t xml:space="preserve">ran </w:t>
+      </w:r>
+      <w:r>
+        <w:t xml:space="preserve"> </w:t>
+      </w:r>
+      <w:r>
+        <w:t>Even</w:t>
+      </w:r>
+      <w:proofErr w:type="gramEnd"/>
+      <w:r>
+        <w:t xml:space="preserve"> though the roads became slippery and muddy, the rain helped to cool down the hot weather.</w:t>
       </w:r>
     </w:p>
     <w:p>
@@ -24549,27 +24497,56 @@
       </w:r>
       <w:r>
         <w:br/>
-        <w:t>(Word count: 199)</w:t>
+        <w:t xml:space="preserve">(Word count: </w:t>
+      </w:r>
+      <w:r>
+        <w:t>200</w:t>
+      </w:r>
+      <w:r>
+        <w:t>)</w:t>
       </w:r>
     </w:p>
     <w:p>
       <w:r>
         <w:pict w14:anchorId="00EA5FE2">
-          <v:rect id="_x0000_i1146" style="width:0;height:.75pt" o:hralign="center" o:hrstd="t" o:hr="t" fillcolor="#a0a0a0" stroked="f"/>
+          <v:rect id="_x0000_i1042" style="width:0;height:.75pt" o:hralign="center" o:hrstd="t" o:hr="t" fillcolor="#a0a0a0" stroked="f"/>
         </w:pict>
       </w:r>
     </w:p>
     <w:p>
-      <w:r>
+      <w:pPr>
         <w:rPr>
           <w:b/>
           <w:bCs/>
         </w:rPr>
+      </w:pPr>
+    </w:p>
+    <w:p>
+      <w:pPr>
+        <w:rPr>
+          <w:b/>
+          <w:bCs/>
+        </w:rPr>
+      </w:pPr>
+    </w:p>
+    <w:p>
+      <w:pPr>
+        <w:ind w:right="-46"/>
+      </w:pPr>
+      <w:r>
+        <w:rPr>
+          <w:b/>
+          <w:bCs/>
+        </w:rPr>
         <w:t>2. How I Spent My Ganesh Chaturthi Holidays</w:t>
       </w:r>
       <w:r>
         <w:br/>
-        <w:t xml:space="preserve">This Ganesh Chaturthi, I had a wonderful time celebrating with my family. We cleaned and decorated our house with flowers and </w:t>
+        <w:t xml:space="preserve">This Ganesh Chaturthi, I had a wonderful time celebrating with my family. We cleaned and decorated </w:t>
+      </w:r>
+      <w:r>
+        <w:lastRenderedPageBreak/>
+        <w:t xml:space="preserve">our house with flowers and </w:t>
       </w:r>
       <w:proofErr w:type="spellStart"/>
       <w:r>
@@ -24577,11 +24554,7 @@
       </w:r>
       <w:proofErr w:type="spellEnd"/>
       <w:r>
-        <w:t xml:space="preserve"> lights. We set up a beautiful Ganesh idol and placed it safely in </w:t>
-      </w:r>
-      <w:r>
-        <w:lastRenderedPageBreak/>
-        <w:t>the prayer room. Every day, my family and I prayed together and sang devotional songs to please Lord Ganesh.</w:t>
+        <w:t xml:space="preserve"> lights. We set up a beautiful Ganesh idol and placed it safely in the prayer room. Every day, my family and I prayed together and sang devotional songs to please Lord Ganesh.</w:t>
       </w:r>
     </w:p>
     <w:p>
@@ -24617,7 +24590,7 @@
     <w:p>
       <w:r>
         <w:pict w14:anchorId="3A6D1B19">
-          <v:rect id="_x0000_i1147" style="width:0;height:.75pt" o:hralign="center" o:hrstd="t" o:hr="t" fillcolor="#a0a0a0" stroked="f"/>
+          <v:rect id="_x0000_i1043" style="width:0;height:.75pt" o:hralign="center" o:hrstd="t" o:hr="t" fillcolor="#a0a0a0" stroked="f"/>
         </w:pict>
       </w:r>
     </w:p>
@@ -24651,7 +24624,7 @@
     <w:p>
       <w:r>
         <w:pict w14:anchorId="06B55831">
-          <v:rect id="_x0000_i1148" style="width:0;height:.75pt" o:hralign="center" o:hrstd="t" o:hr="t" fillcolor="#a0a0a0" stroked="f"/>
+          <v:rect id="_x0000_i1044" style="width:0;height:.75pt" o:hralign="center" o:hrstd="t" o:hr="t" fillcolor="#a0a0a0" stroked="f"/>
         </w:pict>
       </w:r>
     </w:p>
@@ -24714,13 +24687,13 @@
       </w:r>
       <w:r>
         <w:br/>
+      </w:r>
+      <w:r>
+        <w:lastRenderedPageBreak/>
         <w:t>b) He</w:t>
       </w:r>
       <w:r>
         <w:br/>
-      </w:r>
-      <w:r>
-        <w:lastRenderedPageBreak/>
         <w:t>c) Table</w:t>
       </w:r>
       <w:r>
@@ -25021,13 +24994,13 @@
       </w:r>
       <w:r>
         <w:br/>
+      </w:r>
+      <w:r>
+        <w:lastRenderedPageBreak/>
         <w:t>c) They are good students.</w:t>
       </w:r>
       <w:r>
         <w:br/>
-      </w:r>
-      <w:r>
-        <w:lastRenderedPageBreak/>
         <w:t>d) I am ten years old.</w:t>
       </w:r>
       <w:r>
@@ -25341,13 +25314,13 @@
       </w:r>
       <w:r>
         <w:br/>
+      </w:r>
+      <w:r>
+        <w:lastRenderedPageBreak/>
         <w:t>b) His</w:t>
       </w:r>
       <w:r>
         <w:br/>
-      </w:r>
-      <w:r>
-        <w:lastRenderedPageBreak/>
         <w:t>c) Mine</w:t>
       </w:r>
       <w:r>
@@ -25674,13 +25647,13 @@
       </w:r>
       <w:r>
         <w:br/>
+      </w:r>
+      <w:r>
+        <w:lastRenderedPageBreak/>
         <w:t>c) go → going</w:t>
       </w:r>
       <w:r>
         <w:br/>
-      </w:r>
-      <w:r>
-        <w:lastRenderedPageBreak/>
         <w:t>d) go → goes</w:t>
       </w:r>
       <w:r>
@@ -25975,13 +25948,13 @@
       </w:r>
       <w:r>
         <w:br/>
+      </w:r>
+      <w:r>
+        <w:lastRenderedPageBreak/>
         <w:t>b) having</w:t>
       </w:r>
       <w:r>
         <w:br/>
-      </w:r>
-      <w:r>
-        <w:lastRenderedPageBreak/>
         <w:t>c) have</w:t>
       </w:r>
       <w:r>
@@ -26137,7 +26110,7 @@
     <w:p>
       <w:r>
         <w:pict w14:anchorId="6BF44C37">
-          <v:rect id="_x0000_i1079" style="width:0;height:.75pt" o:hralign="center" o:hrstd="t" o:hr="t" fillcolor="#a0a0a0" stroked="f"/>
+          <v:rect id="_x0000_i1045" style="width:0;height:.75pt" o:hralign="center" o:hrstd="t" o:hr="t" fillcolor="#a0a0a0" stroked="f"/>
         </w:pict>
       </w:r>
     </w:p>
@@ -26477,7 +26450,7 @@
     <w:p>
       <w:r>
         <w:pict w14:anchorId="161CD970">
-          <v:rect id="_x0000_i1080" style="width:0;height:.75pt" o:hralign="center" o:hrstd="t" o:hr="t" fillcolor="#a0a0a0" stroked="f"/>
+          <v:rect id="_x0000_i1046" style="width:0;height:.75pt" o:hralign="center" o:hrstd="t" o:hr="t" fillcolor="#a0a0a0" stroked="f"/>
         </w:pict>
       </w:r>
     </w:p>
@@ -26609,7 +26582,7 @@
     <w:p>
       <w:r>
         <w:pict w14:anchorId="6BCE501D">
-          <v:rect id="_x0000_i1081" style="width:0;height:.75pt" o:hralign="center" o:hrstd="t" o:hr="t" fillcolor="#a0a0a0" stroked="f"/>
+          <v:rect id="_x0000_i1047" style="width:0;height:.75pt" o:hralign="center" o:hrstd="t" o:hr="t" fillcolor="#a0a0a0" stroked="f"/>
         </w:pict>
       </w:r>
     </w:p>
@@ -26802,7 +26775,7 @@
     <w:p>
       <w:r>
         <w:pict w14:anchorId="64E44BBD">
-          <v:rect id="_x0000_i1082" style="width:0;height:.75pt" o:hralign="center" o:hrstd="t" o:hr="t" fillcolor="#a0a0a0" stroked="f"/>
+          <v:rect id="_x0000_i1048" style="width:0;height:.75pt" o:hralign="center" o:hrstd="t" o:hr="t" fillcolor="#a0a0a0" stroked="f"/>
         </w:pict>
       </w:r>
     </w:p>
@@ -26983,7 +26956,7 @@
     <w:p>
       <w:r>
         <w:pict w14:anchorId="253A7E62">
-          <v:rect id="_x0000_i1083" style="width:0;height:.75pt" o:hralign="center" o:hrstd="t" o:hr="t" fillcolor="#a0a0a0" stroked="f"/>
+          <v:rect id="_x0000_i1049" style="width:0;height:.75pt" o:hralign="center" o:hrstd="t" o:hr="t" fillcolor="#a0a0a0" stroked="f"/>
         </w:pict>
       </w:r>
     </w:p>
@@ -27119,7 +27092,7 @@
     <w:p>
       <w:r>
         <w:pict w14:anchorId="500F3E95">
-          <v:rect id="_x0000_i1084" style="width:0;height:.75pt" o:hralign="center" o:hrstd="t" o:hr="t" fillcolor="#a0a0a0" stroked="f"/>
+          <v:rect id="_x0000_i1050" style="width:0;height:.75pt" o:hralign="center" o:hrstd="t" o:hr="t" fillcolor="#a0a0a0" stroked="f"/>
         </w:pict>
       </w:r>
     </w:p>
@@ -27279,7 +27252,7 @@
     <w:p>
       <w:r>
         <w:pict w14:anchorId="73E0B0D1">
-          <v:rect id="_x0000_i1085" style="width:0;height:.75pt" o:hralign="center" o:hrstd="t" o:hr="t" fillcolor="#a0a0a0" stroked="f"/>
+          <v:rect id="_x0000_i1051" style="width:0;height:.75pt" o:hralign="center" o:hrstd="t" o:hr="t" fillcolor="#a0a0a0" stroked="f"/>
         </w:pict>
       </w:r>
     </w:p>
@@ -27540,7 +27513,7 @@
     <w:p>
       <w:r>
         <w:pict w14:anchorId="0DEC4833">
-          <v:rect id="_x0000_i1086" style="width:0;height:.75pt" o:hralign="center" o:hrstd="t" o:hr="t" fillcolor="#a0a0a0" stroked="f"/>
+          <v:rect id="_x0000_i1052" style="width:0;height:.75pt" o:hralign="center" o:hrstd="t" o:hr="t" fillcolor="#a0a0a0" stroked="f"/>
         </w:pict>
       </w:r>
     </w:p>
@@ -27745,7 +27718,7 @@
     <w:p>
       <w:r>
         <w:pict w14:anchorId="3C9A932F">
-          <v:rect id="_x0000_i1087" style="width:0;height:.75pt" o:hralign="center" o:hrstd="t" o:hr="t" fillcolor="#a0a0a0" stroked="f"/>
+          <v:rect id="_x0000_i1053" style="width:0;height:.75pt" o:hralign="center" o:hrstd="t" o:hr="t" fillcolor="#a0a0a0" stroked="f"/>
         </w:pict>
       </w:r>
     </w:p>
@@ -33305,6 +33278,7 @@
   <w:style w:type="character" w:default="1" w:styleId="DefaultParagraphFont">
     <w:name w:val="Default Paragraph Font"/>
     <w:uiPriority w:val="1"/>
+    <w:semiHidden/>
     <w:unhideWhenUsed/>
   </w:style>
   <w:style w:type="table" w:default="1" w:styleId="TableNormal">
@@ -33939,6 +33913,58 @@
 </a:theme>
 </file>
 
+<file path=word/webextensions/taskpanes.xml><?xml version="1.0" encoding="utf-8"?>
+<wetp:taskpanes xmlns:wetp="http://schemas.microsoft.com/office/webextensions/taskpanes/2010/11">
+  <wetp:taskpane dockstate="right" visibility="0" width="350" row="2">
+    <wetp:webextensionref xmlns:r="http://schemas.openxmlformats.org/officeDocument/2006/relationships" r:id="rId1"/>
+  </wetp:taskpane>
+  <wetp:taskpane dockstate="right" visibility="0" width="350" row="1">
+    <wetp:webextensionref xmlns:r="http://schemas.openxmlformats.org/officeDocument/2006/relationships" r:id="rId2"/>
+  </wetp:taskpane>
+  <wetp:taskpane dockstate="right" visibility="0" width="350" row="3">
+    <wetp:webextensionref xmlns:r="http://schemas.openxmlformats.org/officeDocument/2006/relationships" r:id="rId3"/>
+  </wetp:taskpane>
+</wetp:taskpanes>
+</file>
+
+<file path=word/webextensions/webextension1.xml><?xml version="1.0" encoding="utf-8"?>
+<we:webextension xmlns:we="http://schemas.microsoft.com/office/webextensions/webextension/2010/11" id="{56B0E158-333F-4D72-92C4-7D36888BD6F4}">
+  <we:reference id="wa200005502" version="1.0.0.12" store="en-US" storeType="OMEX"/>
+  <we:alternateReferences>
+    <we:reference id="wa200005502" version="1.0.0.12" store="wa200005502" storeType="OMEX"/>
+  </we:alternateReferences>
+  <we:properties>
+    <we:property name="docId" value="&quot;M_HCeky2cSlAQ42ovDs5c&quot;"/>
+  </we:properties>
+  <we:bindings/>
+  <we:snapshot xmlns:r="http://schemas.openxmlformats.org/officeDocument/2006/relationships"/>
+</we:webextension>
+</file>
+
+<file path=word/webextensions/webextension2.xml><?xml version="1.0" encoding="utf-8"?>
+<we:webextension xmlns:we="http://schemas.microsoft.com/office/webextensions/webextension/2010/11" id="{2204A18C-2A2D-48A6-A336-2FC28E52E0C8}">
+  <we:reference id="wa200007708" version="1.3.1.0" store="en-US" storeType="OMEX"/>
+  <we:alternateReferences>
+    <we:reference id="wa200007708" version="1.3.1.0" store="wa200007708" storeType="OMEX"/>
+  </we:alternateReferences>
+  <we:properties/>
+  <we:bindings/>
+  <we:snapshot xmlns:r="http://schemas.openxmlformats.org/officeDocument/2006/relationships"/>
+</we:webextension>
+</file>
+
+<file path=word/webextensions/webextension3.xml><?xml version="1.0" encoding="utf-8"?>
+<we:webextension xmlns:we="http://schemas.microsoft.com/office/webextensions/webextension/2010/11" id="{A94D6744-65EE-4016-A98B-6790D32889F1}">
+  <we:reference id="wa200005669" version="2.0.0.0" store="en-US" storeType="OMEX"/>
+  <we:alternateReferences>
+    <we:reference id="wa200005669" version="2.0.0.0" store="wa200005669" storeType="OMEX"/>
+  </we:alternateReferences>
+  <we:properties/>
+  <we:bindings/>
+  <we:snapshot xmlns:r="http://schemas.openxmlformats.org/officeDocument/2006/relationships"/>
+</we:webextension>
+</file>
+
 <file path=customXml/item1.xml><?xml version="1.0" encoding="utf-8"?>
 <b:Sources xmlns:b="http://schemas.openxmlformats.org/officeDocument/2006/bibliography" xmlns="http://schemas.openxmlformats.org/officeDocument/2006/bibliography" SelectedStyle="\APASixthEditionOfficeOnline.xsl" StyleName="APA" Version="6"/>
 </file>
